--- a/User Guide/User Guide.docx
+++ b/User Guide/User Guide.docx
@@ -63,6 +63,20 @@
         <w:t>Học kỳ 4</w:t>
       </w:r>
     </w:p>
+    <w:p/>
+    <w:p>
+      <w:pPr>
+        <w:jc w:val="center"/>
+      </w:pPr>
+      <w:r>
+        <w:rPr>
+          <w:b/>
+          <w:color w:val="0A6EBD"/>
+          <w:sz w:val="22"/>
+        </w:rPr>
+        <w:t>🌐 Website: https://btree-dbms.vercel.app/</w:t>
+      </w:r>
+    </w:p>
     <w:p>
       <w:r>
         <w:br w:type="page"/>
@@ -89,7 +103,7 @@
         <w:spacing w:before="40" w:after="40"/>
       </w:pPr>
       <w:r>
-        <w:t>2. Mô tả tính năng</w:t>
+        <w:t>2. Truy cập ứng dụng</w:t>
       </w:r>
     </w:p>
     <w:p>
@@ -97,7 +111,7 @@
         <w:spacing w:before="40" w:after="40"/>
       </w:pPr>
       <w:r>
-        <w:t>3. Giao diện tổng quan</w:t>
+        <w:t>3. Mô tả tính năng</w:t>
       </w:r>
     </w:p>
     <w:p>
@@ -105,7 +119,7 @@
         <w:spacing w:before="40" w:after="40"/>
       </w:pPr>
       <w:r>
-        <w:t>4. Hướng dẫn sử dụng chi tiết</w:t>
+        <w:t>4. Giao diện tổng quan</w:t>
       </w:r>
     </w:p>
     <w:p>
@@ -113,7 +127,7 @@
         <w:spacing w:before="40" w:after="40"/>
       </w:pPr>
       <w:r>
-        <w:t xml:space="preserve">   4.1 Thêm sinh viên</w:t>
+        <w:t>5. Hướng dẫn sử dụng chi tiết</w:t>
       </w:r>
     </w:p>
     <w:p>
@@ -121,7 +135,7 @@
         <w:spacing w:before="40" w:after="40"/>
       </w:pPr>
       <w:r>
-        <w:t xml:space="preserve">   4.2 Xoá sinh viên</w:t>
+        <w:t xml:space="preserve">   5.1 Thêm sinh viên</w:t>
       </w:r>
     </w:p>
     <w:p>
@@ -129,7 +143,7 @@
         <w:spacing w:before="40" w:after="40"/>
       </w:pPr>
       <w:r>
-        <w:t xml:space="preserve">   4.3 Tìm kiếm theo mã sinh viên</w:t>
+        <w:t xml:space="preserve">   5.2 Xoá sinh viên</w:t>
       </w:r>
     </w:p>
     <w:p>
@@ -137,7 +151,7 @@
         <w:spacing w:before="40" w:after="40"/>
       </w:pPr>
       <w:r>
-        <w:t xml:space="preserve">   4.4 Tìm kiếm theo họ tên</w:t>
+        <w:t xml:space="preserve">   5.3 Tìm kiếm theo mã sinh viên</w:t>
       </w:r>
     </w:p>
     <w:p>
@@ -145,7 +159,7 @@
         <w:spacing w:before="40" w:after="40"/>
       </w:pPr>
       <w:r>
-        <w:t xml:space="preserve">   4.5 Tải dữ liệu mẫu</w:t>
+        <w:t xml:space="preserve">   5.4 Tìm kiếm theo họ tên</w:t>
       </w:r>
     </w:p>
     <w:p>
@@ -153,7 +167,7 @@
         <w:spacing w:before="40" w:after="40"/>
       </w:pPr>
       <w:r>
-        <w:t xml:space="preserve">   4.6 Xoá toàn bộ dữ liệu</w:t>
+        <w:t xml:space="preserve">   5.5 Tải dữ liệu mẫu</w:t>
       </w:r>
     </w:p>
     <w:p>
@@ -161,7 +175,7 @@
         <w:spacing w:before="40" w:after="40"/>
       </w:pPr>
       <w:r>
-        <w:t xml:space="preserve">   4.7 Xem lịch sử thao tác</w:t>
+        <w:t xml:space="preserve">   5.6 Xoá toàn bộ dữ liệu</w:t>
       </w:r>
     </w:p>
     <w:p>
@@ -169,7 +183,7 @@
         <w:spacing w:before="40" w:after="40"/>
       </w:pPr>
       <w:r>
-        <w:t>5. Hiểu về B-Tree trong ứng dụng</w:t>
+        <w:t xml:space="preserve">   5.7 Xem lịch sử thao tác</w:t>
       </w:r>
     </w:p>
     <w:p>
@@ -177,7 +191,7 @@
         <w:spacing w:before="40" w:after="40"/>
       </w:pPr>
       <w:r>
-        <w:t>6. Tương tác nâng cao: highlight, hover, animation</w:t>
+        <w:t>6. Hiểu về B-Tree trong ứng dụng</w:t>
       </w:r>
     </w:p>
     <w:p>
@@ -185,7 +199,7 @@
         <w:spacing w:before="40" w:after="40"/>
       </w:pPr>
       <w:r>
-        <w:t>7. Triển khai trực tuyến</w:t>
+        <w:t>7. Cài đặt và chạy ở máy cục bộ</w:t>
       </w:r>
     </w:p>
     <w:p>
@@ -193,7 +207,7 @@
         <w:spacing w:before="40" w:after="40"/>
       </w:pPr>
       <w:r>
-        <w:t>8. Cài đặt và chạy ở máy cục bộ</w:t>
+        <w:t>8. Xử lý sự cố</w:t>
       </w:r>
     </w:p>
     <w:p>
@@ -201,15 +215,7 @@
         <w:spacing w:before="40" w:after="40"/>
       </w:pPr>
       <w:r>
-        <w:t>9. Xử lý sự cố</w:t>
-      </w:r>
-    </w:p>
-    <w:p>
-      <w:pPr>
-        <w:spacing w:before="40" w:after="40"/>
-      </w:pPr>
-      <w:r>
-        <w:t>10. Bảng thuật ngữ</w:t>
+        <w:t>9. Bảng thuật ngữ</w:t>
       </w:r>
     </w:p>
     <w:p>
@@ -227,7 +233,7 @@
     </w:p>
     <w:p>
       <w:r>
-        <w:t>B-Tree DBMS Simulator là ứng dụng web full-stack giúp trực quan hoá cách một hệ quản trị cơ sở dữ liệu (DBMS) tổ chức dữ liệu bằng chỉ mục cây B-Tree. Ứng dụng mô phỏng một bảng dữ liệu sinh viên với hai chỉ mục B-Tree bậc 3 (Order-3): một theo Mã Sinh Viên (Student ID) và một theo Họ Tên (Full Name).</w:t>
+        <w:t>B-Tree DBMS Simulator là ứng dụng web giúp trực quan hoá cách một hệ quản trị cơ sở dữ liệu (DBMS) tổ chức dữ liệu bằng chỉ mục cây B-Tree. Ứng dụng mô phỏng một bảng dữ liệu sinh viên với hai chỉ mục B-Tree bậc 3 (Order-3): một theo Mã Sinh Viên (Student ID) và một theo Họ Tên (Full Name).</w:t>
       </w:r>
     </w:p>
     <w:p>
@@ -246,7 +252,7 @@
           <w:color w:val="156082"/>
           <w:sz w:val="20"/>
         </w:rPr>
-        <w:t>💡 Ứng dụng được xây dựng cho mục đích học tập và trình bày trong môn CTDL&amp;GTT nâng cao.</w:t>
+        <w:t>💡 Ứng dụng được xây dựng cho mục đích học tập — môn CTDL&amp;GTT nâng cao, học kỳ 4.</w:t>
       </w:r>
     </w:p>
     <w:p>
@@ -254,7 +260,84 @@
         <w:pStyle w:val="Heading1"/>
       </w:pPr>
       <w:r>
-        <w:t>2. Mô Tả Tính Năng</w:t>
+        <w:t>2. Truy Cập Ứng Dụng</w:t>
+      </w:r>
+    </w:p>
+    <w:p>
+      <w:pPr>
+        <w:pStyle w:val="Heading2"/>
+      </w:pPr>
+      <w:r>
+        <w:t>Website công khai</w:t>
+      </w:r>
+    </w:p>
+    <w:p>
+      <w:r>
+        <w:rPr>
+          <w:b/>
+          <w:color w:val="0A6EBD"/>
+          <w:sz w:val="24"/>
+        </w:rPr>
+        <w:t>https://btree-dbms.vercel.app/</w:t>
+      </w:r>
+    </w:p>
+    <w:p>
+      <w:r>
+        <w:t>Truy cập đường link trên bằng trình duyệt để sử dụng ngay, không cần cài đặt.</w:t>
+      </w:r>
+    </w:p>
+    <w:p>
+      <w:pPr>
+        <w:spacing w:before="80" w:after="80"/>
+        <w:ind w:left="567"/>
+      </w:pPr>
+      <w:r>
+        <w:rPr>
+          <w:i/>
+          <w:color w:val="156082"/>
+          <w:sz w:val="20"/>
+        </w:rPr>
+        <w:t>💡 Phiên bản trực tuyến chỉ bao gồm giao diện frontend. Để sử dụng đầy đủ (thêm, xoá, tìm kiếm dữ liệu), cần chạy cục bộ với cả backend (xem mục 7).</w:t>
+      </w:r>
+    </w:p>
+    <w:p>
+      <w:pPr>
+        <w:pStyle w:val="Heading2"/>
+      </w:pPr>
+      <w:r>
+        <w:t>Chạy cục bộ (đầy đủ tính năng)</w:t>
+      </w:r>
+    </w:p>
+    <w:p>
+      <w:r>
+        <w:t>Để sử dụng ứng dụng với đầy đủ backend, chạy từ thư mục gốc của repository:</w:t>
+      </w:r>
+    </w:p>
+    <w:p>
+      <w:pPr>
+        <w:spacing w:before="80" w:after="80"/>
+        <w:ind w:left="567"/>
+      </w:pPr>
+      <w:r>
+        <w:rPr>
+          <w:rFonts w:ascii="Consolas" w:hAnsi="Consolas"/>
+          <w:color w:val="202020"/>
+          <w:sz w:val="20"/>
+        </w:rPr>
+        <w:t>npm run dev:all</w:t>
+      </w:r>
+    </w:p>
+    <w:p>
+      <w:r>
+        <w:t>Lệnh này khởi động đồng thời backend (port 8000) và frontend (port 3000). Sau đó truy cập http://localhost:3000 trên trình duyệt.</w:t>
+      </w:r>
+    </w:p>
+    <w:p>
+      <w:pPr>
+        <w:pStyle w:val="Heading1"/>
+      </w:pPr>
+      <w:r>
+        <w:t>3. Mô Tả Tính Năng</w:t>
       </w:r>
     </w:p>
     <w:tbl>
@@ -317,7 +400,7 @@
                 <w:rFonts w:ascii="Calibri" w:hAnsi="Calibri"/>
                 <w:sz w:val="20"/>
               </w:rPr>
-              <w:t>Chèn bản ghi mới vào bảng gốc và cả hai cây B-Tree. Nếu cây tràn sẽ tự động tách nút.</w:t>
+              <w:t>Chèn bản ghi vào bảng gốc và cả hai cây B-Tree. Cây tràn sẽ tự động tách nút.</w:t>
             </w:r>
           </w:p>
         </w:tc>
@@ -349,7 +432,7 @@
                 <w:rFonts w:ascii="Calibri" w:hAnsi="Calibri"/>
                 <w:sz w:val="20"/>
               </w:rPr>
-              <w:t>Xoá khỏi bảng gốc và cả hai chỉ mục, cây tự cân bằng bằng mượn hoặc gộp nút.</w:t>
+              <w:t>Xoá khỏi cả ba cấu trúc, cây tự cân bằng bằng mượn hoặc gộp nút.</w:t>
             </w:r>
           </w:p>
         </w:tc>
@@ -413,7 +496,7 @@
                 <w:rFonts w:ascii="Calibri" w:hAnsi="Calibri"/>
                 <w:sz w:val="20"/>
               </w:rPr>
-              <w:t>Duyệt cây Tên B-Tree, trả về tất cả sinh viên trùng tên (bucket).</w:t>
+              <w:t>Duyệt cây Tên B-Tree, trả về tất cả SV trùng tên (bucket).</w:t>
             </w:r>
           </w:p>
         </w:tc>
@@ -445,7 +528,7 @@
                 <w:rFonts w:ascii="Calibri" w:hAnsi="Calibri"/>
                 <w:sz w:val="20"/>
               </w:rPr>
-              <w:t>Di chuột vào từng key trong cây hoặc dòng trong bảng → highlight tương ứng ở cả 3 thành phần.</w:t>
+              <w:t>Di chuột vào dòng trong bảng → highlight key tương ứng ở cả hai cây.</w:t>
             </w:r>
           </w:p>
         </w:tc>
@@ -477,7 +560,7 @@
                 <w:rFonts w:ascii="Calibri" w:hAnsi="Calibri"/>
                 <w:sz w:val="20"/>
               </w:rPr>
-              <w:t>Mỗi thao tác được ghi nhận với ảnh chụp trước/sau và danh sách sự kiện B-Tree.</w:t>
+              <w:t>Ghi nhận trước/sau mỗi thao tác, kèm danh sách sự kiện B-Tree.</w:t>
             </w:r>
           </w:p>
         </w:tc>
@@ -509,7 +592,7 @@
                 <w:rFonts w:ascii="Calibri" w:hAnsi="Calibri"/>
                 <w:sz w:val="20"/>
               </w:rPr>
-              <w:t>Tải nhanh 7 bản ghi mẫu hoặc xoá sạch để bắt đầu lại.</w:t>
+              <w:t>Tải 7 bản ghi mẫu hoặc xoá sạch để bắt đầu lại.</w:t>
             </w:r>
           </w:p>
         </w:tc>
@@ -520,7 +603,7 @@
         <w:pStyle w:val="Heading1"/>
       </w:pPr>
       <w:r>
-        <w:t>3. Giao Diện Tổng Quan</w:t>
+        <w:t>4. Giao Diện Tổng Quan</w:t>
       </w:r>
     </w:p>
     <w:p>
@@ -534,13 +617,13 @@
           <w:b/>
           <w:sz w:val="22"/>
         </w:rPr>
-        <w:t xml:space="preserve">• Thanh tiêu đề (Header): </w:t>
+        <w:t xml:space="preserve">• Thanh tiêu đề: </w:t>
       </w:r>
       <w:r>
         <w:rPr>
           <w:sz w:val="22"/>
         </w:rPr>
-        <w:t>Hiển thị tên ứng dụng, số bản ghi hiện tại, và số thao tác đã thực hiện.</w:t>
+        <w:t>Tên ứng dụng, số bản ghi, số thao tác.</w:t>
       </w:r>
     </w:p>
     <w:p>
@@ -555,7 +638,7 @@
         <w:rPr>
           <w:sz w:val="22"/>
         </w:rPr>
-        <w:t>Gồm 3 tab: Thêm/Xoá/Tìm kiếm. Bên dưới có nút Tải Mẫu và Xoá Sạch.</w:t>
+        <w:t>3 tab: Thêm / Xoá / Tìm kiếm. Nút Tải Mẫu và Xoá Sạch.</w:t>
       </w:r>
     </w:p>
     <w:p>
@@ -570,7 +653,7 @@
         <w:rPr>
           <w:sz w:val="22"/>
         </w:rPr>
-        <w:t>Hiện bên dưới bảng điều khiển khi tìm kiếm, gồm đường đi tìm kiếm và bản ghi tìm thấy.</w:t>
+        <w:t>Đường đi tìm kiếm và bản ghi tìm thấy.</w:t>
       </w:r>
     </w:p>
     <w:p>
@@ -585,7 +668,7 @@
         <w:rPr>
           <w:sz w:val="22"/>
         </w:rPr>
-        <w:t>Các mẹo ngắn về cách tương tác, nằm ở cuối cột trái.</w:t>
+        <w:t>Mẹo tương tác ở cuối cột trái.</w:t>
       </w:r>
     </w:p>
     <w:p>
@@ -600,7 +683,7 @@
         <w:rPr>
           <w:sz w:val="22"/>
         </w:rPr>
-        <w:t>Bảng dữ liệu sinh viên thực tế, hiển thị STT, mã SV, họ tên, giới tính.</w:t>
+        <w:t>Bảng sinh viên: STT, mã SV, họ tên, giới tính.</w:t>
       </w:r>
     </w:p>
     <w:p>
@@ -615,7 +698,7 @@
         <w:rPr>
           <w:sz w:val="22"/>
         </w:rPr>
-        <w:t>Trực quan hoá chỉ mục B-Tree sắp xếp theo mã sinh viên.</w:t>
+        <w:t>Chỉ mục sắp theo mã sinh viên.</w:t>
       </w:r>
     </w:p>
     <w:p>
@@ -630,7 +713,7 @@
         <w:rPr>
           <w:sz w:val="22"/>
         </w:rPr>
-        <w:t>Trực quan hoá chỉ mục B-Tree sắp xếp theo họ tên (hỗ trợ tên trùng bằng bucket).</w:t>
+        <w:t>Chỉ mục sắp theo họ tên (hỗ trợ bucket trùng tên).</w:t>
       </w:r>
     </w:p>
     <w:p>
@@ -645,7 +728,7 @@
         <w:rPr>
           <w:sz w:val="22"/>
         </w:rPr>
-        <w:t>Danh sách chronological các thao tác ADD/DELETE, bấm mở rộng để xem chi tiết.</w:t>
+        <w:t>ADD/DELETE với trạng thái trước/sau.</w:t>
       </w:r>
     </w:p>
     <w:p>
@@ -653,7 +736,7 @@
         <w:pStyle w:val="Heading1"/>
       </w:pPr>
       <w:r>
-        <w:t>4. Hướng Dẫn Sử Dụng Chi Tiết</w:t>
+        <w:t>5. Hướng Dẫn Sử Dụng Chi Tiết</w:t>
       </w:r>
     </w:p>
     <w:p>
@@ -661,7 +744,7 @@
         <w:pStyle w:val="Heading2"/>
       </w:pPr>
       <w:r>
-        <w:t>4.1 Thêm sinh viên</w:t>
+        <w:t>5.1 Thêm sinh viên</w:t>
       </w:r>
     </w:p>
     <w:p>
@@ -691,7 +774,7 @@
     </w:p>
     <w:p>
       <w:r>
-        <w:t>6. Kết quả: dòng mới trượt vào bảng kèm hiệu ứng xanh; key mới sáng lên trong cả hai cây.</w:t>
+        <w:t>6. Dòng mới trượt vào bảng kèm hiệu ứng xanh; key mới sáng lên trong cả hai cây.</w:t>
       </w:r>
     </w:p>
     <w:p>
@@ -713,7 +796,7 @@
         <w:pStyle w:val="Heading2"/>
       </w:pPr>
       <w:r>
-        <w:t>4.2 Xoá sinh viên</w:t>
+        <w:t>5.2 Xoá sinh viên</w:t>
       </w:r>
     </w:p>
     <w:p>
@@ -733,12 +816,7 @@
     </w:p>
     <w:p>
       <w:r>
-        <w:t>4. Dòng trong bảng sẽ nháy đỏ rồi biến mất; cây B-Tree cập nhật tức thì.</w:t>
-      </w:r>
-    </w:p>
-    <w:p>
-      <w:r>
-        <w:t>5. Nếu cây bị mất cân bằng, sự kiện BORROW hoặc MERGE sẽ được ghi trong lịch sử.</w:t>
+        <w:t>4. Dòng nháy đỏ rồi biến mất; cây B-Tree cập nhật tức thì.</w:t>
       </w:r>
     </w:p>
     <w:p>
@@ -746,7 +824,7 @@
         <w:pStyle w:val="Heading2"/>
       </w:pPr>
       <w:r>
-        <w:t>4.3 Tìm kiếm theo mã sinh viên</w:t>
+        <w:t>5.3 Tìm kiếm theo mã sinh viên</w:t>
       </w:r>
     </w:p>
     <w:p>
@@ -756,7 +834,7 @@
     </w:p>
     <w:p>
       <w:r>
-        <w:t>2. Ở phần "Search by Student ID", nhập mã SV (ví dụ: S001).</w:t>
+        <w:t>2. Ở "Search by Student ID", nhập mã SV.</w:t>
       </w:r>
     </w:p>
     <w:p>
@@ -766,7 +844,7 @@
     </w:p>
     <w:p>
       <w:r>
-        <w:t>4. Kết quả hiện bên dưới: đường đi tìm kiếm, bản ghi tìm thấy, và cả hai cây highlight key liên quan.</w:t>
+        <w:t>4. Đường đi tìm kiếm và bản ghi tìm thấy hiện bên dưới.</w:t>
       </w:r>
     </w:p>
     <w:p>
@@ -774,12 +852,12 @@
         <w:pStyle w:val="Heading2"/>
       </w:pPr>
       <w:r>
-        <w:t>4.4 Tìm kiếm theo họ tên</w:t>
+        <w:t>5.4 Tìm kiếm theo họ tên</w:t>
       </w:r>
     </w:p>
     <w:p>
       <w:r>
-        <w:t>1. Ở phần "Search by Full Name", nhập họ tên (ví dụ: Nguyen Van A).</w:t>
+        <w:t>1. Ở "Search by Full Name", nhập họ tên.</w:t>
       </w:r>
     </w:p>
     <w:p>
@@ -789,7 +867,7 @@
     </w:p>
     <w:p>
       <w:r>
-        <w:t>3. Nếu tên tồn tại, tất cả sinh viên trùng tên sẽ hiển thị (do cơ chế bucket).</w:t>
+        <w:t>3. Nếu tên tồn tại, tất cả SV trùng tên hiển thị (cơ chế bucket).</w:t>
       </w:r>
     </w:p>
     <w:p>
@@ -797,12 +875,12 @@
         <w:pStyle w:val="Heading2"/>
       </w:pPr>
       <w:r>
-        <w:t>4.5 Tải dữ liệu mẫu</w:t>
+        <w:t>5.5 Tải dữ liệu mẫu</w:t>
       </w:r>
     </w:p>
     <w:p>
       <w:r>
-        <w:t>Bấm nút "🎲 Load Demo" ở cuối bảng điều khiển. 7 bản ghi sinh viên mẫu sẽ được thêm tự động, bao gồm cả trường hợp tên trùng để minh hoạ bucket.</w:t>
+        <w:t>Bấm "🎲 Load Demo" để thêm 7 bản ghi mẫu, bao gồm trường hợp tên trùng.</w:t>
       </w:r>
     </w:p>
     <w:p>
@@ -810,12 +888,12 @@
         <w:pStyle w:val="Heading2"/>
       </w:pPr>
       <w:r>
-        <w:t>4.6 Xoá toàn bộ dữ liệu</w:t>
+        <w:t>5.6 Xoá toàn bộ dữ liệu</w:t>
       </w:r>
     </w:p>
     <w:p>
       <w:r>
-        <w:t>Bấm nút "↺ Reset All" để xoá sạch bảng dữ liệu, cả hai cây B-Tree, và lịch sử thao tác. Ứng dụng trở về trạng thái ban đầu.</w:t>
+        <w:t>Bấm "↺ Reset All" để xoá sạch và trở về trạng thái ban đầu.</w:t>
       </w:r>
     </w:p>
     <w:p>
@@ -823,27 +901,12 @@
         <w:pStyle w:val="Heading2"/>
       </w:pPr>
       <w:r>
-        <w:t>4.7 Xem lịch sử thao tác</w:t>
+        <w:t>5.7 Xem lịch sử thao tác</w:t>
       </w:r>
     </w:p>
     <w:p>
       <w:r>
-        <w:t>Cuộn xuống phần "Operation History". Mỗi mục hiển thị loại thao tác (ADD/DELETE), mã SV, và badge "rebalance" nếu cây bị tái cân bằng. Bấm vào mục để mở rộng xem:</w:t>
-      </w:r>
-    </w:p>
-    <w:p>
-      <w:r>
-        <w:t>• Danh sách sự kiện B-Tree (INSERTED, SPLIT, MERGE, BORROW, ROOT_SHRINK, BUCKET_UPDATE...)</w:t>
-      </w:r>
-    </w:p>
-    <w:p>
-      <w:r>
-        <w:t>• Bảng gốc trước và sau thao tác (so sánh side-by-side)</w:t>
-      </w:r>
-    </w:p>
-    <w:p>
-      <w:r>
-        <w:t>• Cây ID B-Tree trước và sau thao tác</w:t>
+        <w:t>Cuộn xuống phần "Operation History". Bấm vào mục để xem chi tiết: sự kiện B-Tree, bảng gốc trước/sau, và cây B-Tree trước/sau.</w:t>
       </w:r>
     </w:p>
     <w:p>
@@ -851,7 +914,7 @@
         <w:pStyle w:val="Heading1"/>
       </w:pPr>
       <w:r>
-        <w:t>5. Hiểu Về B-Tree Trong Ứng Dụng</w:t>
+        <w:t>6. Hiểu Về B-Tree Trong Ứng Dụng</w:t>
       </w:r>
     </w:p>
     <w:p>
@@ -999,7 +1062,7 @@
                 <w:rFonts w:ascii="Calibri" w:hAnsi="Calibri"/>
                 <w:sz w:val="20"/>
               </w:rPr>
-              <w:t>Số key tối thiểu (không phải gốc)</w:t>
+              <w:t>Số key tối thiểu (trừ gốc)</w:t>
             </w:r>
           </w:p>
         </w:tc>
@@ -1046,7 +1109,7 @@
                 <w:rFonts w:ascii="Calibri" w:hAnsi="Calibri"/>
                 <w:sz w:val="20"/>
               </w:rPr>
-              <w:t>Cùng độ sâu (balanced)</w:t>
+              <w:t>Cùng độ sâu</w:t>
             </w:r>
           </w:p>
         </w:tc>
@@ -1055,17 +1118,17 @@
     <w:p/>
     <w:p>
       <w:r>
-        <w:t>Chèn (Insert): Chèn key vào lá, nếu lá tràn (3 key) → tách nút, đẩy key giữa lên cha. Quá trình lặp lại cho đến khi không còn tràn hoặc tạo gốc mới.</w:t>
+        <w:t>Chèn: key vào lá → nếu tràn → tách nút, đẩy key giữa lên cha. Lặp lại cho đến khi ổn định hoặc tạo gốc mới.</w:t>
       </w:r>
     </w:p>
     <w:p>
       <w:r>
-        <w:t>Xoá (Delete): Xoá key khỏi lá (nếu key ở nút nội bộ, thay bằng predecessor). Nếu nút thiếu key → mượn từ anh em (borrow) hoặc gộp (merge). Nếu gốc trống → thu gọn gốc (root shrink).</w:t>
+        <w:t>Xoá: xoá key → nếu thiếu → mượn (borrow) hoặc gộp (merge). Nếu gốc trống → thu gọn (root shrink).</w:t>
       </w:r>
     </w:p>
     <w:p>
       <w:r>
-        <w:t>Chỉ mục Tên với bucket: Cây Tên lưu mỗi key là một họ tên, value là danh sách mã SV có cùng tên. Khi thêm SV trùng tên, chỉ cập nhật bucket mà không thay đổi cấu trúc cây.</w:t>
+        <w:t>Chỉ mục Tên: mỗi key là họ tên, value là danh sách mã SV (bucket). Thêm SV trùng tên chỉ cập nhật bucket, không thay đổi cấu trúc cây.</w:t>
       </w:r>
     </w:p>
     <w:p>
@@ -1073,7 +1136,7 @@
         <w:pStyle w:val="Heading1"/>
       </w:pPr>
       <w:r>
-        <w:t>6. Tương Tác Nâng Cao</w:t>
+        <w:t>7. Cài Đặt và Chạy Ở Máy Cục Bộ</w:t>
       </w:r>
     </w:p>
     <w:p>
@@ -1081,32 +1144,22 @@
         <w:pStyle w:val="Heading2"/>
       </w:pPr>
       <w:r>
-        <w:t>Cross-Highlighting (Per-Key Hover)</w:t>
+        <w:t>Yêu cầu</w:t>
       </w:r>
     </w:p>
     <w:p>
       <w:r>
-        <w:t>Di chuột vào từng key riêng lẻ trong một nút cây (không phải cả nút). Chỉ key đó sáng lên, và ứng dụng sẽ highlight:</w:t>
+        <w:t>• Python 3.10+</w:t>
       </w:r>
     </w:p>
     <w:p>
       <w:r>
-        <w:t>• Dòng tương ứng trong bảng gốc</w:t>
+        <w:t>• Node.js 18+</w:t>
       </w:r>
     </w:p>
     <w:p>
       <w:r>
-        <w:t>• Key liên quan trong cây còn lại</w:t>
-      </w:r>
-    </w:p>
-    <w:p>
-      <w:r>
-        <w:t>Ví dụ: hover key "S002" trong cây ID → dòng S002 trong bảng gốc sáng lên, đồng thời key "Tran Thi B" trong cây Tên cũng sáng.</w:t>
-      </w:r>
-    </w:p>
-    <w:p>
-      <w:r>
-        <w:t>Tương tự, hover từ bảng gốc hoặc từ cây Tên cũng hoạt động đầy đủ.</w:t>
+        <w:t>• npm</w:t>
       </w:r>
     </w:p>
     <w:p>
@@ -1114,17 +1167,23 @@
         <w:pStyle w:val="Heading2"/>
       </w:pPr>
       <w:r>
-        <w:t>Animation khi thêm/xoá</w:t>
+        <w:t>Bước 1 — Clone repository</w:t>
       </w:r>
     </w:p>
     <w:p>
+      <w:pPr>
+        <w:spacing w:before="80" w:after="80"/>
+        <w:ind w:left="567"/>
+      </w:pPr>
       <w:r>
-        <w:t>Khi thêm: dòng mới trượt vào từ trái (slide-in) kèm nháy xanh; key mới trong cây có hiệu ứng pulse sáng lên trong vài giây.</w:t>
-      </w:r>
-    </w:p>
-    <w:p>
-      <w:r>
-        <w:t>Khi xoá: dòng bị xoá nháy đỏ (flash) trước khi biến mất, giúp người dùng nhận biết rõ ràng bản ghi nào vừa bị xoá.</w:t>
+        <w:rPr>
+          <w:rFonts w:ascii="Consolas" w:hAnsi="Consolas"/>
+          <w:color w:val="202020"/>
+          <w:sz w:val="20"/>
+        </w:rPr>
+        <w:t>git clone &lt;url-repository&gt;</w:t>
+        <w:br/>
+        <w:t>cd DataBase-Management-System</w:t>
       </w:r>
     </w:p>
     <w:p>
@@ -1132,25 +1191,50 @@
         <w:pStyle w:val="Heading2"/>
       </w:pPr>
       <w:r>
-        <w:t>Search Path Visualization</w:t>
+        <w:t>Bước 2 — Cài đặt dependencies</w:t>
+      </w:r>
+    </w:p>
+    <w:p>
+      <w:pPr>
+        <w:spacing w:before="80" w:after="80"/>
+        <w:ind w:left="567"/>
+      </w:pPr>
+      <w:r>
+        <w:rPr>
+          <w:rFonts w:ascii="Consolas" w:hAnsi="Consolas"/>
+          <w:color w:val="202020"/>
+          <w:sz w:val="20"/>
+        </w:rPr>
+        <w:t>pip install -r backend/requirements.txt</w:t>
+        <w:br/>
+        <w:t>cd frontend &amp;&amp; npm install &amp;&amp; cd ..</w:t>
+      </w:r>
+    </w:p>
+    <w:p>
+      <w:pPr>
+        <w:pStyle w:val="Heading2"/>
+      </w:pPr>
+      <w:r>
+        <w:t>Bước 3 — Khởi động (cách nhanh nhất)</w:t>
+      </w:r>
+    </w:p>
+    <w:p>
+      <w:pPr>
+        <w:spacing w:before="80" w:after="80"/>
+        <w:ind w:left="567"/>
+      </w:pPr>
+      <w:r>
+        <w:rPr>
+          <w:rFonts w:ascii="Consolas" w:hAnsi="Consolas"/>
+          <w:color w:val="202020"/>
+          <w:sz w:val="20"/>
+        </w:rPr>
+        <w:t>npm run dev:all</w:t>
       </w:r>
     </w:p>
     <w:p>
       <w:r>
-        <w:t>Sau khi tìm kiếm, đường đi duyệt cây hiển thị dưới dạng chuỗi nút (màu vàng cho nút đã duyệt, màu xanh cho nút tìm thấy). Các node trên cây cũng highlight tương ứng.</w:t>
-      </w:r>
-    </w:p>
-    <w:p>
-      <w:pPr>
-        <w:pStyle w:val="Heading1"/>
-      </w:pPr>
-      <w:r>
-        <w:t>7. Triển Khai Trực Tuyến</w:t>
-      </w:r>
-    </w:p>
-    <w:p>
-      <w:r>
-        <w:t>Ứng dụng được thiết kế để triển khai trên Vercel (frontend) và một server Python (backend). URL triển khai sẽ phụ thuộc vào cấu hình Vercel của người dùng. Nếu chưa triển khai, hãy sử dụng chế độ chạy cục bộ (mục 8).</w:t>
+        <w:t>Lệnh trên chạy đồng thời backend (port 8000) và frontend (port 3000). Mở http://localhost:3000 trên trình duyệt.</w:t>
       </w:r>
     </w:p>
     <w:p>
@@ -1164,126 +1248,7 @@
           <w:color w:val="156082"/>
           <w:sz w:val="20"/>
         </w:rPr>
-        <w:t>💡 Tệp cấu hình vercel.json chưa có sẵn trong repo. Cần tạo riêng nếu muốn deploy.</w:t>
-      </w:r>
-    </w:p>
-    <w:p>
-      <w:pPr>
-        <w:pStyle w:val="Heading1"/>
-      </w:pPr>
-      <w:r>
-        <w:t>8. Cài Đặt và Chạy Ở Máy Cục Bộ</w:t>
-      </w:r>
-    </w:p>
-    <w:p>
-      <w:pPr>
-        <w:pStyle w:val="Heading2"/>
-      </w:pPr>
-      <w:r>
-        <w:t>Yêu cầu</w:t>
-      </w:r>
-    </w:p>
-    <w:p>
-      <w:r>
-        <w:t>• Python 3.10 trở lên</w:t>
-      </w:r>
-    </w:p>
-    <w:p>
-      <w:r>
-        <w:t>• Node.js 18 trở lên</w:t>
-      </w:r>
-    </w:p>
-    <w:p>
-      <w:r>
-        <w:t>• npm</w:t>
-      </w:r>
-    </w:p>
-    <w:p>
-      <w:pPr>
-        <w:pStyle w:val="Heading2"/>
-      </w:pPr>
-      <w:r>
-        <w:t>Clone repository</w:t>
-      </w:r>
-    </w:p>
-    <w:p>
-      <w:r>
-        <w:rPr>
-          <w:rFonts w:ascii="Consolas" w:hAnsi="Consolas"/>
-          <w:sz w:val="20"/>
-        </w:rPr>
-        <w:t>git clone &lt;url-repository&gt;</w:t>
-        <w:br/>
-        <w:t>cd B-Tree-DBMS-Simulator</w:t>
-      </w:r>
-    </w:p>
-    <w:p>
-      <w:pPr>
-        <w:pStyle w:val="Heading2"/>
-      </w:pPr>
-      <w:r>
-        <w:t>Khởi động backend</w:t>
-      </w:r>
-    </w:p>
-    <w:p>
-      <w:r>
-        <w:rPr>
-          <w:rFonts w:ascii="Consolas" w:hAnsi="Consolas"/>
-          <w:sz w:val="20"/>
-        </w:rPr>
-        <w:t>cd backend</w:t>
-        <w:br/>
-        <w:t>pip install -r requirements.txt</w:t>
-        <w:br/>
-        <w:t>uvicorn app.main:app --reload --port 8000</w:t>
-      </w:r>
-    </w:p>
-    <w:p>
-      <w:pPr>
-        <w:pStyle w:val="Heading2"/>
-      </w:pPr>
-      <w:r>
-        <w:t>Khởi động frontend</w:t>
-      </w:r>
-    </w:p>
-    <w:p>
-      <w:r>
-        <w:rPr>
-          <w:rFonts w:ascii="Consolas" w:hAnsi="Consolas"/>
-          <w:sz w:val="20"/>
-        </w:rPr>
-        <w:t>cd frontend</w:t>
-        <w:br/>
-        <w:t>npm install</w:t>
-        <w:br/>
-        <w:t>npm run dev</w:t>
-      </w:r>
-    </w:p>
-    <w:p>
-      <w:r>
-        <w:t>Truy cập http://localhost:3000 trên trình duyệt.</w:t>
-      </w:r>
-    </w:p>
-    <w:p>
-      <w:pPr>
-        <w:pStyle w:val="Heading2"/>
-      </w:pPr>
-      <w:r>
-        <w:t>Chạy cả hai cùng lúc (từ thư mục gốc)</w:t>
-      </w:r>
-    </w:p>
-    <w:p>
-      <w:r>
-        <w:rPr>
-          <w:rFonts w:ascii="Consolas" w:hAnsi="Consolas"/>
-          <w:sz w:val="20"/>
-        </w:rPr>
-        <w:t>npm run dev:all</w:t>
-      </w:r>
-    </w:p>
-    <w:p>
-      <w:r>
-        <w:t>Lệnh này khởi động cả backend (port 8000) và frontend (port 3000) đồng thời.</w:t>
+        <w:t>💡 npm run dev:all là cách khuyến nghị. Nếu muốn chạy riêng: backend dùng 'npm run backend:reload', frontend dùng 'npm run dev'.</w:t>
       </w:r>
     </w:p>
     <w:p>
@@ -1295,9 +1260,14 @@
       </w:r>
     </w:p>
     <w:p>
+      <w:pPr>
+        <w:spacing w:before="80" w:after="80"/>
+        <w:ind w:left="567"/>
+      </w:pPr>
       <w:r>
         <w:rPr>
           <w:rFonts w:ascii="Consolas" w:hAnsi="Consolas"/>
+          <w:color w:val="202020"/>
           <w:sz w:val="20"/>
         </w:rPr>
         <w:t>cd backend</w:t>
@@ -1307,7 +1277,7 @@
     </w:p>
     <w:p>
       <w:r>
-        <w:t>Hiện có 47 test cases (25 B-Tree unit tests + 22 integration tests).</w:t>
+        <w:t>47 test cases (25 B-Tree unit tests + 22 integration tests).</w:t>
       </w:r>
     </w:p>
     <w:p>
@@ -1315,7 +1285,7 @@
         <w:pStyle w:val="Heading1"/>
       </w:pPr>
       <w:r>
-        <w:t>9. Xử Lý Sự Cố</w:t>
+        <w:t>8. Xử Lý Sự Cố</w:t>
       </w:r>
     </w:p>
     <w:tbl>
@@ -1335,7 +1305,7 @@
           </w:tcPr>
           <w:p>
             <w:r>
-              <w:t>Lỗi thường gặp</w:t>
+              <w:t>Vấn đề</w:t>
             </w:r>
           </w:p>
         </w:tc>
@@ -1362,7 +1332,7 @@
                 <w:rFonts w:ascii="Calibri" w:hAnsi="Calibri"/>
                 <w:sz w:val="20"/>
               </w:rPr>
-              <w:t>Trang trắng hoặc lỗi kết nối</w:t>
+              <w:t>Trang trắng / lỗi kết nối</w:t>
             </w:r>
           </w:p>
         </w:tc>
@@ -1377,7 +1347,7 @@
                 <w:rFonts w:ascii="Calibri" w:hAnsi="Calibri"/>
                 <w:sz w:val="20"/>
               </w:rPr>
-              <w:t>Kiểm tra backend đã chạy trên port 8000 chưa.</w:t>
+              <w:t>Backend chưa chạy. Dùng: npm run dev:all</w:t>
             </w:r>
           </w:p>
         </w:tc>
@@ -1409,7 +1379,7 @@
                 <w:rFonts w:ascii="Calibri" w:hAnsi="Calibri"/>
                 <w:sz w:val="20"/>
               </w:rPr>
-              <w:t>Mã SV có thể đã tồn tại, hoặc trường bắt buộc bị bỏ trống.</w:t>
+              <w:t>Mã SV đã tồn tại hoặc trường bắt buộc bỏ trống.</w:t>
             </w:r>
           </w:p>
         </w:tc>
@@ -1441,7 +1411,7 @@
                 <w:rFonts w:ascii="Calibri" w:hAnsi="Calibri"/>
                 <w:sz w:val="20"/>
               </w:rPr>
-              <w:t>Zoom out bằng scroll hoặc kéo (pan) trong vùng cây.</w:t>
+              <w:t>Zoom out bằng scroll hoặc kéo (pan).</w:t>
             </w:r>
           </w:p>
         </w:tc>
@@ -1458,7 +1428,7 @@
                 <w:rFonts w:ascii="Calibri" w:hAnsi="Calibri"/>
                 <w:sz w:val="20"/>
               </w:rPr>
-              <w:t>Backend không khởi động</w:t>
+              <w:t>Backend lỗi</w:t>
             </w:r>
           </w:p>
         </w:tc>
@@ -1473,7 +1443,7 @@
                 <w:rFonts w:ascii="Calibri" w:hAnsi="Calibri"/>
                 <w:sz w:val="20"/>
               </w:rPr>
-              <w:t>Chạy: pip install -r requirements.txt</w:t>
+              <w:t>pip install -r backend/requirements.txt</w:t>
             </w:r>
           </w:p>
         </w:tc>
@@ -1490,7 +1460,7 @@
                 <w:rFonts w:ascii="Calibri" w:hAnsi="Calibri"/>
                 <w:sz w:val="20"/>
               </w:rPr>
-              <w:t>Frontend không khởi động</w:t>
+              <w:t>Frontend lỗi</w:t>
             </w:r>
           </w:p>
         </w:tc>
@@ -1505,7 +1475,7 @@
                 <w:rFonts w:ascii="Calibri" w:hAnsi="Calibri"/>
                 <w:sz w:val="20"/>
               </w:rPr>
-              <w:t>Chạy: cd frontend &amp;&amp; npm install</w:t>
+              <w:t>cd frontend &amp;&amp; npm install</w:t>
             </w:r>
           </w:p>
         </w:tc>
@@ -1522,7 +1492,7 @@
                 <w:rFonts w:ascii="Calibri" w:hAnsi="Calibri"/>
                 <w:sz w:val="20"/>
               </w:rPr>
-              <w:t>Port 3000 bị chiếm</w:t>
+              <w:t>Port bị chiếm</w:t>
             </w:r>
           </w:p>
         </w:tc>
@@ -1537,7 +1507,7 @@
                 <w:rFonts w:ascii="Calibri" w:hAnsi="Calibri"/>
                 <w:sz w:val="20"/>
               </w:rPr>
-              <w:t>Tắt tiến trình đang dùng port 3000 hoặc frontend sẽ tự chuyển sang port tiếp theo.</w:t>
+              <w:t>Tắt tiến trình trên port 3000/8000, hoặc đổi port.</w:t>
             </w:r>
           </w:p>
         </w:tc>
@@ -1548,7 +1518,7 @@
         <w:pStyle w:val="Heading1"/>
       </w:pPr>
       <w:r>
-        <w:t>10. Bảng Thuật Ngữ</w:t>
+        <w:t>9. Bảng Thuật Ngữ</w:t>
       </w:r>
     </w:p>
     <w:tbl>
@@ -1610,7 +1580,7 @@
                 <w:rFonts w:ascii="Calibri" w:hAnsi="Calibri"/>
                 <w:sz w:val="20"/>
               </w:rPr>
-              <w:t>Cấu trúc cây cân bằng dùng trong cơ sở dữ liệu để tìm kiếm, chèn, xoá hiệu quả.</w:t>
+              <w:t>Cây cân bằng dùng trong DBMS để tìm kiếm, chèn, xoá hiệu quả.</w:t>
             </w:r>
           </w:p>
         </w:tc>
@@ -1627,7 +1597,7 @@
                 <w:rFonts w:ascii="Calibri" w:hAnsi="Calibri"/>
                 <w:sz w:val="20"/>
               </w:rPr>
-              <w:t>Order-3 (Bậc 3)</w:t>
+              <w:t>Order-3</w:t>
             </w:r>
           </w:p>
         </w:tc>
@@ -1659,7 +1629,7 @@
                 <w:rFonts w:ascii="Calibri" w:hAnsi="Calibri"/>
                 <w:sz w:val="20"/>
               </w:rPr>
-              <w:t>Leaf (Lá)</w:t>
+              <w:t>Split</w:t>
             </w:r>
           </w:p>
         </w:tc>
@@ -1674,7 +1644,7 @@
                 <w:rFonts w:ascii="Calibri" w:hAnsi="Calibri"/>
                 <w:sz w:val="20"/>
               </w:rPr>
-              <w:t>Nút ở tầng dưới cùng, không có con.</w:t>
+              <w:t>Tách nút tràn (&gt;2 key) thành 2, đẩy key giữa lên cha.</w:t>
             </w:r>
           </w:p>
         </w:tc>
@@ -1691,7 +1661,7 @@
                 <w:rFonts w:ascii="Calibri" w:hAnsi="Calibri"/>
                 <w:sz w:val="20"/>
               </w:rPr>
-              <w:t>Internal (Nội bộ)</w:t>
+              <w:t>Merge</w:t>
             </w:r>
           </w:p>
         </w:tc>
@@ -1706,7 +1676,7 @@
                 <w:rFonts w:ascii="Calibri" w:hAnsi="Calibri"/>
                 <w:sz w:val="20"/>
               </w:rPr>
-              <w:t>Nút có ít nhất một con.</w:t>
+              <w:t>Gộp nút thiếu key với anh em qua key phân cách của cha.</w:t>
             </w:r>
           </w:p>
         </w:tc>
@@ -1723,7 +1693,7 @@
                 <w:rFonts w:ascii="Calibri" w:hAnsi="Calibri"/>
                 <w:sz w:val="20"/>
               </w:rPr>
-              <w:t>Split (Tách)</w:t>
+              <w:t>Borrow</w:t>
             </w:r>
           </w:p>
         </w:tc>
@@ -1738,71 +1708,7 @@
                 <w:rFonts w:ascii="Calibri" w:hAnsi="Calibri"/>
                 <w:sz w:val="20"/>
               </w:rPr>
-              <w:t>Khi nút tràn (&gt;2 key), tách thành 2 và đẩy key giữa lên cha.</w:t>
-            </w:r>
-          </w:p>
-        </w:tc>
-      </w:tr>
-      <w:tr>
-        <w:tc>
-          <w:tcPr>
-            <w:tcW w:type="dxa" w:w="4320"/>
-          </w:tcPr>
-          <w:p>
-            <w:r/>
-            <w:r>
-              <w:rPr>
-                <w:rFonts w:ascii="Calibri" w:hAnsi="Calibri"/>
-                <w:sz w:val="20"/>
-              </w:rPr>
-              <w:t>Merge (Gộp)</w:t>
-            </w:r>
-          </w:p>
-        </w:tc>
-        <w:tc>
-          <w:tcPr>
-            <w:tcW w:type="dxa" w:w="4320"/>
-          </w:tcPr>
-          <w:p>
-            <w:r/>
-            <w:r>
-              <w:rPr>
-                <w:rFonts w:ascii="Calibri" w:hAnsi="Calibri"/>
-                <w:sz w:val="20"/>
-              </w:rPr>
-              <w:t>Khi nút thiếu key và không mượn được, gộp với anh em qua key của cha.</w:t>
-            </w:r>
-          </w:p>
-        </w:tc>
-      </w:tr>
-      <w:tr>
-        <w:tc>
-          <w:tcPr>
-            <w:tcW w:type="dxa" w:w="4320"/>
-          </w:tcPr>
-          <w:p>
-            <w:r/>
-            <w:r>
-              <w:rPr>
-                <w:rFonts w:ascii="Calibri" w:hAnsi="Calibri"/>
-                <w:sz w:val="20"/>
-              </w:rPr>
-              <w:t>Borrow (Mượn)</w:t>
-            </w:r>
-          </w:p>
-        </w:tc>
-        <w:tc>
-          <w:tcPr>
-            <w:tcW w:type="dxa" w:w="4320"/>
-          </w:tcPr>
-          <w:p>
-            <w:r/>
-            <w:r>
-              <w:rPr>
-                <w:rFonts w:ascii="Calibri" w:hAnsi="Calibri"/>
-                <w:sz w:val="20"/>
-              </w:rPr>
-              <w:t>Lấy key từ anh em thông qua cha để cân bằng nút bị thiếu.</w:t>
+              <w:t>Mượn key từ anh em thông qua cha.</w:t>
             </w:r>
           </w:p>
         </w:tc>
@@ -1834,7 +1740,7 @@
                 <w:rFonts w:ascii="Calibri" w:hAnsi="Calibri"/>
                 <w:sz w:val="20"/>
               </w:rPr>
-              <w:t>Khi gốc trống sau merge, con duy nhất trở thành gốc mới.</w:t>
+              <w:t>Gốc trống sau merge → con duy nhất thành gốc mới.</w:t>
             </w:r>
           </w:p>
         </w:tc>
@@ -1866,7 +1772,7 @@
                 <w:rFonts w:ascii="Calibri" w:hAnsi="Calibri"/>
                 <w:sz w:val="20"/>
               </w:rPr>
-              <w:t>Danh sách mã SV cùng tên, dùng trong chỉ mục Tên để xử lý tên trùng.</w:t>
+              <w:t>Danh sách mã SV cùng tên, xử lý tên trùng trong chỉ mục.</w:t>
             </w:r>
           </w:p>
         </w:tc>
@@ -1898,7 +1804,7 @@
                 <w:rFonts w:ascii="Calibri" w:hAnsi="Calibri"/>
                 <w:sz w:val="20"/>
               </w:rPr>
-              <w:t>Bảng dữ liệu gốc chứa các bản ghi sinh viên — nguồn sự thật duy nhất.</w:t>
+              <w:t>Bảng dữ liệu gốc — nguồn sự thật duy nhất.</w:t>
             </w:r>
           </w:p>
         </w:tc>
@@ -1930,7 +1836,7 @@
                 <w:rFonts w:ascii="Calibri" w:hAnsi="Calibri"/>
                 <w:sz w:val="20"/>
               </w:rPr>
-              <w:t>Di chuột vào một thành phần, các thành phần liên quan sáng lên.</w:t>
+              <w:t>Hover → các thành phần liên quan sáng lên.</w:t>
             </w:r>
           </w:p>
         </w:tc>
